--- a/ru/wisdom-stories/fathers-advice.docx
+++ b/ru/wisdom-stories/fathers-advice.docx
@@ -53,7 +53,7 @@
         <w:rPr>
           <w:lang/>
         </w:rPr>
-        <w:t>Цени свою жизнь. Её достоинство определяется не одной продолжительностью, но и тем, как она прожита. Находи в каждом дне место для знаний, любви и добрых дел.</w:t>
+        <w:t>Цени свою жизнь. Важно не только то, сколько она длится, но и то, как она прожита. Находи в каждом дне место для знаний, любви и добрых дел.</w:t>
       </w:r>
     </w:p>
     <w:p>
@@ -183,7 +183,7 @@
         <w:rPr>
           <w:lang/>
         </w:rPr>
-        <w:t>Третьи не замечают своего незнания и никого не слушают. Уверенность в собственной всезнайстве закрывает им дорогу к новому.</w:t>
+        <w:t xml:space="preserve">Третьи не замечают своего незнания и никого не слушают. Уверенность в собственном всезнайстве закрывает им дорогу к новому.</w:t>
       </w:r>
     </w:p>
     <w:p>
